--- a/TS-Kramam/TS-6.1/TS 6.1 Tamil Krama Paatam Corrections.docx
+++ b/TS-Kramam/TS-6.1/TS 6.1 Tamil Krama Paatam Corrections.docx
@@ -51,17 +51,7 @@
           <w:szCs w:val="32"/>
           <w:u w:val="single"/>
         </w:rPr>
-        <w:t xml:space="preserve">6.1 </w:t>
-      </w:r>
-      <w:r>
-        <w:rPr>
-          <w:b/>
-          <w:bCs/>
-          <w:sz w:val="32"/>
-          <w:szCs w:val="32"/>
-          <w:u w:val="single"/>
-        </w:rPr>
-        <w:t>Tamil</w:t>
+        <w:t>6.1 Tamil</w:t>
       </w:r>
       <w:r>
         <w:rPr>
@@ -2210,6 +2200,531 @@
                 <w:lang w:bidi="ta-IN"/>
               </w:rPr>
               <w:t>ம்</w:t>
+            </w:r>
+            <w:r>
+              <w:rPr>
+                <w:rFonts w:ascii="Latha" w:hAnsi="Latha" w:cs="Latha"/>
+                <w:sz w:val="28"/>
+                <w:szCs w:val="28"/>
+                <w:lang w:val="it-IT" w:bidi="ta-IN"/>
+              </w:rPr>
+              <w:t xml:space="preserve"> |</w:t>
+            </w:r>
+          </w:p>
+        </w:tc>
+      </w:tr>
+      <w:tr>
+        <w:trPr>
+          <w:trHeight w:val="964"/>
+        </w:trPr>
+        <w:tc>
+          <w:tcPr>
+            <w:tcW w:w="3877" w:type="dxa"/>
+          </w:tcPr>
+          <w:p>
+            <w:pPr>
+              <w:widowControl w:val="0"/>
+              <w:tabs>
+                <w:tab w:val="left" w:pos="993"/>
+              </w:tabs>
+              <w:autoSpaceDE w:val="0"/>
+              <w:autoSpaceDN w:val="0"/>
+              <w:adjustRightInd w:val="0"/>
+              <w:spacing w:before="0" w:line="252" w:lineRule="auto"/>
+              <w:ind w:right="297"/>
+              <w:rPr>
+                <w:rFonts w:cs="Arial"/>
+                <w:b/>
+                <w:color w:val="000000"/>
+                <w:sz w:val="28"/>
+                <w:szCs w:val="32"/>
+              </w:rPr>
+            </w:pPr>
+            <w:r>
+              <w:rPr>
+                <w:rFonts w:cs="Arial"/>
+                <w:b/>
+                <w:color w:val="000000"/>
+                <w:sz w:val="28"/>
+                <w:szCs w:val="32"/>
+              </w:rPr>
+              <w:t>T.S.</w:t>
+            </w:r>
+            <w:r>
+              <w:rPr>
+                <w:rFonts w:cs="Arial"/>
+                <w:b/>
+                <w:color w:val="000000"/>
+                <w:sz w:val="28"/>
+                <w:szCs w:val="32"/>
+              </w:rPr>
+              <w:t>6.1.5.1</w:t>
+            </w:r>
+            <w:r>
+              <w:rPr>
+                <w:rFonts w:cs="Arial"/>
+                <w:b/>
+                <w:color w:val="000000"/>
+                <w:sz w:val="28"/>
+                <w:szCs w:val="32"/>
+              </w:rPr>
+              <w:t xml:space="preserve"> – Kramam</w:t>
+            </w:r>
+          </w:p>
+          <w:p>
+            <w:pPr>
+              <w:widowControl w:val="0"/>
+              <w:tabs>
+                <w:tab w:val="left" w:pos="993"/>
+              </w:tabs>
+              <w:autoSpaceDE w:val="0"/>
+              <w:autoSpaceDN w:val="0"/>
+              <w:adjustRightInd w:val="0"/>
+              <w:spacing w:before="0" w:line="252" w:lineRule="auto"/>
+              <w:ind w:right="297"/>
+              <w:rPr>
+                <w:rFonts w:cs="Arial"/>
+                <w:b/>
+                <w:color w:val="000000"/>
+                <w:sz w:val="32"/>
+                <w:szCs w:val="36"/>
+                <w:lang w:val="en-IN"/>
+              </w:rPr>
+            </w:pPr>
+            <w:r>
+              <w:rPr>
+                <w:rFonts w:cs="Arial"/>
+                <w:b/>
+                <w:color w:val="000000"/>
+                <w:sz w:val="28"/>
+                <w:szCs w:val="32"/>
+                <w:lang w:val="en-IN"/>
+              </w:rPr>
+              <w:t>Krama Vaakyam No.– 11</w:t>
+            </w:r>
+          </w:p>
+          <w:p>
+            <w:pPr>
+              <w:widowControl w:val="0"/>
+              <w:tabs>
+                <w:tab w:val="left" w:pos="993"/>
+              </w:tabs>
+              <w:autoSpaceDE w:val="0"/>
+              <w:autoSpaceDN w:val="0"/>
+              <w:adjustRightInd w:val="0"/>
+              <w:spacing w:before="0" w:line="252" w:lineRule="auto"/>
+              <w:ind w:right="297"/>
+              <w:rPr>
+                <w:rFonts w:cs="Arial"/>
+                <w:b/>
+                <w:color w:val="000000"/>
+                <w:sz w:val="28"/>
+                <w:szCs w:val="32"/>
+                <w:lang w:val="it-IT"/>
+              </w:rPr>
+            </w:pPr>
+            <w:r>
+              <w:rPr>
+                <w:rFonts w:cs="Arial"/>
+                <w:b/>
+                <w:color w:val="000000"/>
+                <w:sz w:val="28"/>
+                <w:szCs w:val="32"/>
+                <w:lang w:val="it-IT"/>
+              </w:rPr>
+              <w:t>Panchaati No</w:t>
+            </w:r>
+            <w:r>
+              <w:rPr>
+                <w:rFonts w:cs="Arial"/>
+                <w:b/>
+                <w:color w:val="000000"/>
+                <w:szCs w:val="32"/>
+                <w:lang w:val="it-IT"/>
+              </w:rPr>
+              <w:t xml:space="preserve">. - </w:t>
+            </w:r>
+            <w:r>
+              <w:rPr>
+                <w:rFonts w:cs="Arial"/>
+                <w:b/>
+                <w:color w:val="000000"/>
+                <w:sz w:val="28"/>
+                <w:szCs w:val="32"/>
+                <w:lang w:val="it-IT"/>
+              </w:rPr>
+              <w:t>14</w:t>
+            </w:r>
+          </w:p>
+        </w:tc>
+        <w:tc>
+          <w:tcPr>
+            <w:tcW w:w="4738" w:type="dxa"/>
+          </w:tcPr>
+          <w:p>
+            <w:pPr>
+              <w:widowControl w:val="0"/>
+              <w:autoSpaceDE w:val="0"/>
+              <w:autoSpaceDN w:val="0"/>
+              <w:adjustRightInd w:val="0"/>
+              <w:spacing w:before="0" w:line="240" w:lineRule="auto"/>
+              <w:rPr>
+                <w:rFonts w:ascii="Latha" w:hAnsi="Latha" w:cs="Latha"/>
+                <w:sz w:val="28"/>
+                <w:szCs w:val="28"/>
+                <w:lang w:val="it-IT" w:bidi="ta-IN"/>
+              </w:rPr>
+            </w:pPr>
+            <w:r>
+              <w:rPr>
+                <w:rFonts w:ascii="Latha" w:hAnsi="Latha" w:cs="Latha"/>
+                <w:sz w:val="28"/>
+                <w:szCs w:val="28"/>
+                <w:cs/>
+                <w:lang w:bidi="ta-IN"/>
+              </w:rPr>
+              <w:t>தே</w:t>
+            </w:r>
+            <w:r>
+              <w:rPr>
+                <w:rFonts w:ascii="BRH Tamil Tab Extra" w:hAnsi="BRH Tamil Tab Extra" w:cs="Latha"/>
+                <w:b/>
+                <w:sz w:val="36"/>
+                <w:szCs w:val="28"/>
+                <w:highlight w:val="yellow"/>
+                <w:lang w:val="it-IT" w:bidi="ta-IN"/>
+              </w:rPr>
+              <w:t>‡</w:t>
+            </w:r>
+            <w:r>
+              <w:rPr>
+                <w:rFonts w:ascii="Latha" w:hAnsi="Latha" w:cs="Latha"/>
+                <w:b/>
+                <w:bCs/>
+                <w:sz w:val="32"/>
+                <w:szCs w:val="32"/>
+                <w:highlight w:val="yellow"/>
+                <w:lang w:val="it-IT" w:bidi="ta-IN"/>
+              </w:rPr>
+              <w:t>(1</w:t>
+            </w:r>
+            <w:r>
+              <w:rPr>
+                <w:rFonts w:ascii="BRH Tamil Tab Extra" w:hAnsi="BRH Tamil Tab Extra" w:cs="Latha"/>
+                <w:b/>
+                <w:sz w:val="32"/>
+                <w:szCs w:val="32"/>
+                <w:highlight w:val="yellow"/>
+                <w:lang w:val="it-IT" w:bidi="ta-IN"/>
+              </w:rPr>
+              <w:t>…</w:t>
+            </w:r>
+            <w:r>
+              <w:rPr>
+                <w:rFonts w:ascii="Latha" w:hAnsi="Latha" w:cs="Latha"/>
+                <w:sz w:val="32"/>
+                <w:szCs w:val="32"/>
+                <w:highlight w:val="yellow"/>
+                <w:lang w:val="it-IT" w:bidi="ta-IN"/>
+              </w:rPr>
+              <w:t>)</w:t>
+            </w:r>
+            <w:r>
+              <w:rPr>
+                <w:rFonts w:ascii="BRH Devanagari Extra" w:hAnsi="BRH Devanagari Extra" w:cs="Latha"/>
+                <w:b/>
+                <w:sz w:val="36"/>
+                <w:szCs w:val="28"/>
+                <w:highlight w:val="yellow"/>
+                <w:lang w:val="it-IT" w:bidi="ta-IN"/>
+              </w:rPr>
+              <w:t>Å</w:t>
+            </w:r>
+            <w:r>
+              <w:rPr>
+                <w:rFonts w:ascii="Latha" w:hAnsi="Latha" w:cs="Latha"/>
+                <w:sz w:val="28"/>
+                <w:szCs w:val="28"/>
+                <w:highlight w:val="yellow"/>
+                <w:cs/>
+                <w:lang w:bidi="ta-IN"/>
+              </w:rPr>
+              <w:t>ன்ய</w:t>
+            </w:r>
+            <w:r>
+              <w:rPr>
+                <w:rFonts w:ascii="BRH Tamil Tab Extra" w:hAnsi="BRH Tamil Tab Extra" w:cs="Latha"/>
+                <w:b/>
+                <w:sz w:val="36"/>
+                <w:szCs w:val="28"/>
+                <w:lang w:val="it-IT" w:bidi="ta-IN"/>
+              </w:rPr>
+              <w:t>†</w:t>
+            </w:r>
+            <w:r>
+              <w:rPr>
+                <w:rFonts w:ascii="Latha" w:hAnsi="Latha" w:cs="Latha"/>
+                <w:b/>
+                <w:bCs/>
+                <w:sz w:val="32"/>
+                <w:szCs w:val="32"/>
+                <w:cs/>
+                <w:lang w:bidi="ta-IN"/>
+              </w:rPr>
+              <w:t>:</w:t>
+            </w:r>
+            <w:r>
+              <w:rPr>
+                <w:rFonts w:ascii="Latha" w:hAnsi="Latha" w:cs="Latha"/>
+                <w:sz w:val="28"/>
+                <w:szCs w:val="28"/>
+                <w:lang w:val="it-IT" w:bidi="ta-IN"/>
+              </w:rPr>
+              <w:t xml:space="preserve"> | </w:t>
+            </w:r>
+          </w:p>
+          <w:p>
+            <w:pPr>
+              <w:widowControl w:val="0"/>
+              <w:autoSpaceDE w:val="0"/>
+              <w:autoSpaceDN w:val="0"/>
+              <w:adjustRightInd w:val="0"/>
+              <w:spacing w:before="0" w:line="240" w:lineRule="auto"/>
+              <w:rPr>
+                <w:rFonts w:ascii="BRH Malayalam Extra" w:hAnsi="BRH Malayalam Extra" w:cs="BRH Malayalam Extra"/>
+                <w:color w:val="000000"/>
+                <w:sz w:val="40"/>
+                <w:szCs w:val="40"/>
+                <w:lang w:val="it-IT"/>
+              </w:rPr>
+            </w:pPr>
+            <w:r>
+              <w:rPr>
+                <w:rFonts w:ascii="Latha" w:hAnsi="Latha" w:cs="Latha"/>
+                <w:sz w:val="28"/>
+                <w:szCs w:val="28"/>
+                <w:cs/>
+                <w:lang w:bidi="ta-IN"/>
+              </w:rPr>
+              <w:t>அ</w:t>
+            </w:r>
+            <w:r>
+              <w:rPr>
+                <w:rFonts w:ascii="BRH Tamil Tab Extra" w:hAnsi="BRH Tamil Tab Extra" w:cs="Latha"/>
+                <w:b/>
+                <w:sz w:val="32"/>
+                <w:szCs w:val="28"/>
+                <w:lang w:val="it-IT" w:bidi="ta-IN"/>
+              </w:rPr>
+              <w:t>…</w:t>
+            </w:r>
+            <w:r>
+              <w:rPr>
+                <w:rFonts w:ascii="Latha" w:hAnsi="Latha" w:cs="Latha"/>
+                <w:sz w:val="28"/>
+                <w:szCs w:val="28"/>
+                <w:cs/>
+                <w:lang w:bidi="ta-IN"/>
+              </w:rPr>
+              <w:t>ன்யோ</w:t>
+            </w:r>
+            <w:r>
+              <w:rPr>
+                <w:rFonts w:ascii="BRH Tamil Tab Extra" w:hAnsi="BRH Tamil Tab Extra" w:cs="Latha"/>
+                <w:b/>
+                <w:sz w:val="36"/>
+                <w:szCs w:val="28"/>
+                <w:lang w:val="it-IT" w:bidi="ta-IN"/>
+              </w:rPr>
+              <w:t>‡</w:t>
+            </w:r>
+            <w:r>
+              <w:rPr>
+                <w:rFonts w:ascii="BRH Devanagari Extra" w:hAnsi="BRH Devanagari Extra" w:cs="Latha"/>
+                <w:b/>
+                <w:sz w:val="36"/>
+                <w:szCs w:val="28"/>
+                <w:lang w:val="it-IT" w:bidi="ta-IN"/>
+              </w:rPr>
+              <w:t>Å</w:t>
+            </w:r>
+            <w:r>
+              <w:rPr>
+                <w:rFonts w:ascii="Latha" w:hAnsi="Latha" w:cs="Latha"/>
+                <w:sz w:val="28"/>
+                <w:szCs w:val="28"/>
+                <w:cs/>
+                <w:lang w:bidi="ta-IN"/>
+              </w:rPr>
+              <w:t>ன்யம்</w:t>
+            </w:r>
+            <w:r>
+              <w:rPr>
+                <w:rFonts w:ascii="Latha" w:hAnsi="Latha" w:cs="Latha"/>
+                <w:sz w:val="28"/>
+                <w:szCs w:val="28"/>
+                <w:lang w:val="it-IT" w:bidi="ta-IN"/>
+              </w:rPr>
+              <w:t xml:space="preserve"> |</w:t>
+            </w:r>
+          </w:p>
+        </w:tc>
+        <w:tc>
+          <w:tcPr>
+            <w:tcW w:w="5220" w:type="dxa"/>
+          </w:tcPr>
+          <w:p>
+            <w:pPr>
+              <w:widowControl w:val="0"/>
+              <w:autoSpaceDE w:val="0"/>
+              <w:autoSpaceDN w:val="0"/>
+              <w:adjustRightInd w:val="0"/>
+              <w:spacing w:before="0" w:line="240" w:lineRule="auto"/>
+              <w:rPr>
+                <w:rFonts w:ascii="Latha" w:hAnsi="Latha" w:cs="Latha"/>
+                <w:sz w:val="28"/>
+                <w:szCs w:val="28"/>
+                <w:lang w:val="it-IT" w:bidi="ta-IN"/>
+              </w:rPr>
+            </w:pPr>
+            <w:r>
+              <w:rPr>
+                <w:rFonts w:ascii="Latha" w:hAnsi="Latha" w:cs="Latha"/>
+                <w:sz w:val="28"/>
+                <w:szCs w:val="28"/>
+                <w:cs/>
+                <w:lang w:bidi="ta-IN"/>
+              </w:rPr>
+              <w:t>தே</w:t>
+            </w:r>
+            <w:r>
+              <w:rPr>
+                <w:rFonts w:ascii="BRH Tamil Tab Extra" w:hAnsi="BRH Tamil Tab Extra" w:cs="Latha"/>
+                <w:b/>
+                <w:sz w:val="36"/>
+                <w:szCs w:val="28"/>
+                <w:lang w:val="it-IT" w:bidi="ta-IN"/>
+              </w:rPr>
+              <w:t>‡</w:t>
+            </w:r>
+            <w:r>
+              <w:rPr>
+                <w:rFonts w:ascii="BRH Devanagari Extra" w:hAnsi="BRH Devanagari Extra" w:cs="Latha"/>
+                <w:b/>
+                <w:sz w:val="36"/>
+                <w:szCs w:val="28"/>
+                <w:lang w:val="it-IT" w:bidi="ta-IN"/>
+              </w:rPr>
+              <w:t>Å</w:t>
+            </w:r>
+            <w:r>
+              <w:rPr>
+                <w:rFonts w:ascii="Latha" w:hAnsi="Latha" w:cs="Latha"/>
+                <w:sz w:val="28"/>
+                <w:szCs w:val="28"/>
+                <w:highlight w:val="green"/>
+                <w:cs/>
+                <w:lang w:bidi="ta-IN"/>
+              </w:rPr>
+              <w:t>ன்ய</w:t>
+            </w:r>
+            <w:r>
+              <w:rPr>
+                <w:rFonts w:ascii="Latha" w:hAnsi="Latha" w:cs="Latha"/>
+                <w:b/>
+                <w:bCs/>
+                <w:sz w:val="32"/>
+                <w:szCs w:val="32"/>
+                <w:highlight w:val="green"/>
+                <w:cs/>
+                <w:lang w:bidi="ta-IN"/>
+              </w:rPr>
+              <w:t>:</w:t>
+            </w:r>
+            <w:r>
+              <w:rPr>
+                <w:rFonts w:ascii="Latha" w:hAnsi="Latha" w:cs="Latha"/>
+                <w:sz w:val="28"/>
+                <w:szCs w:val="28"/>
+                <w:lang w:val="it-IT" w:bidi="ta-IN"/>
+              </w:rPr>
+              <w:t xml:space="preserve"> | </w:t>
+            </w:r>
+          </w:p>
+          <w:p>
+            <w:pPr>
+              <w:widowControl w:val="0"/>
+              <w:autoSpaceDE w:val="0"/>
+              <w:autoSpaceDN w:val="0"/>
+              <w:adjustRightInd w:val="0"/>
+              <w:spacing w:before="0" w:line="240" w:lineRule="auto"/>
+              <w:rPr>
+                <w:rFonts w:ascii="BRH Malayalam Extra" w:hAnsi="BRH Malayalam Extra" w:cs="BRH Malayalam Extra"/>
+                <w:color w:val="000000"/>
+                <w:sz w:val="40"/>
+                <w:szCs w:val="40"/>
+                <w:lang w:val="it-IT"/>
+              </w:rPr>
+            </w:pPr>
+            <w:r>
+              <w:rPr>
+                <w:rFonts w:ascii="Latha" w:hAnsi="Latha" w:cs="Latha"/>
+                <w:sz w:val="28"/>
+                <w:szCs w:val="28"/>
+                <w:cs/>
+                <w:lang w:bidi="ta-IN"/>
+              </w:rPr>
+              <w:t>அ</w:t>
+            </w:r>
+            <w:r>
+              <w:rPr>
+                <w:rFonts w:ascii="BRH Tamil Tab Extra" w:hAnsi="BRH Tamil Tab Extra" w:cs="Latha"/>
+                <w:b/>
+                <w:sz w:val="32"/>
+                <w:szCs w:val="28"/>
+                <w:lang w:val="it-IT" w:bidi="ta-IN"/>
+              </w:rPr>
+              <w:t>…</w:t>
+            </w:r>
+            <w:r>
+              <w:rPr>
+                <w:rFonts w:ascii="Latha" w:hAnsi="Latha" w:cs="Latha"/>
+                <w:sz w:val="28"/>
+                <w:szCs w:val="28"/>
+                <w:cs/>
+                <w:lang w:bidi="ta-IN"/>
+              </w:rPr>
+              <w:t>ன்யோ</w:t>
+            </w:r>
+            <w:r>
+              <w:rPr>
+                <w:rFonts w:ascii="BRH Tamil Tab Extra" w:hAnsi="BRH Tamil Tab Extra" w:cs="Latha"/>
+                <w:b/>
+                <w:sz w:val="36"/>
+                <w:szCs w:val="28"/>
+                <w:lang w:val="it-IT" w:bidi="ta-IN"/>
+              </w:rPr>
+              <w:t>‡</w:t>
+            </w:r>
+            <w:r>
+              <w:rPr>
+                <w:rFonts w:ascii="BRH Devanagari Extra" w:hAnsi="BRH Devanagari Extra" w:cs="Latha"/>
+                <w:b/>
+                <w:sz w:val="36"/>
+                <w:szCs w:val="28"/>
+                <w:lang w:val="it-IT" w:bidi="ta-IN"/>
+              </w:rPr>
+              <w:t>Å</w:t>
+            </w:r>
+            <w:r>
+              <w:rPr>
+                <w:rFonts w:ascii="Latha" w:hAnsi="Latha" w:cs="Latha"/>
+                <w:sz w:val="28"/>
+                <w:szCs w:val="28"/>
+                <w:cs/>
+                <w:lang w:bidi="ta-IN"/>
+              </w:rPr>
+              <w:t>ன்யம்</w:t>
             </w:r>
             <w:r>
               <w:rPr>
@@ -2397,6 +2912,7 @@
           <w:b/>
           <w:szCs w:val="24"/>
         </w:rPr>
+        <w:lastRenderedPageBreak/>
         <w:t>(ignore those which are already incorporated in your book’s version and date)</w:t>
       </w:r>
     </w:p>
@@ -2534,7 +3050,6 @@
               <w:bottom w:val="single" w:sz="4" w:space="0" w:color="auto"/>
               <w:right w:val="single" w:sz="4" w:space="0" w:color="000000"/>
             </w:tcBorders>
-            <w:shd w:val="clear" w:color="auto" w:fill="auto"/>
           </w:tcPr>
           <w:p>
             <w:pPr>
@@ -2555,7 +3070,6 @@
                 <w:sz w:val="32"/>
                 <w:szCs w:val="32"/>
               </w:rPr>
-              <w:lastRenderedPageBreak/>
               <w:t>None</w:t>
             </w:r>
           </w:p>
@@ -2569,7 +3083,6 @@
               <w:bottom w:val="single" w:sz="4" w:space="0" w:color="auto"/>
               <w:right w:val="single" w:sz="4" w:space="0" w:color="000000"/>
             </w:tcBorders>
-            <w:shd w:val="clear" w:color="auto" w:fill="auto"/>
           </w:tcPr>
           <w:p>
             <w:pPr>
@@ -2608,7 +3121,6 @@
               <w:bottom w:val="single" w:sz="4" w:space="0" w:color="auto"/>
               <w:right w:val="single" w:sz="4" w:space="0" w:color="000000"/>
             </w:tcBorders>
-            <w:shd w:val="clear" w:color="auto" w:fill="auto"/>
           </w:tcPr>
           <w:p>
             <w:pPr>
@@ -3937,6 +4449,7 @@
                 <w:sz w:val="28"/>
                 <w:szCs w:val="32"/>
               </w:rPr>
+              <w:lastRenderedPageBreak/>
               <w:t>T.S.6.1.2.2 – Kramam</w:t>
             </w:r>
           </w:p>
@@ -4574,7 +5087,6 @@
                 <w:sz w:val="28"/>
                 <w:szCs w:val="32"/>
               </w:rPr>
-              <w:lastRenderedPageBreak/>
               <w:t>T.S.6.1.2.2 – Kramam</w:t>
             </w:r>
           </w:p>
@@ -7760,6 +8272,7 @@
                 <w:sz w:val="28"/>
                 <w:szCs w:val="32"/>
               </w:rPr>
+              <w:lastRenderedPageBreak/>
               <w:t>T.S.6.1.9.5 – Kramam</w:t>
             </w:r>
           </w:p>
@@ -8279,7 +8792,6 @@
                 <w:sz w:val="28"/>
                 <w:szCs w:val="32"/>
               </w:rPr>
-              <w:lastRenderedPageBreak/>
               <w:t>T.S.</w:t>
             </w:r>
             <w:r>

--- a/TS-Kramam/TS-6.1/TS 6.1 Tamil Krama Paatam Corrections.docx
+++ b/TS-Kramam/TS-6.1/TS 6.1 Tamil Krama Paatam Corrections.docx
@@ -248,7 +248,7 @@
                 <w:b/>
                 <w:color w:val="000000"/>
                 <w:sz w:val="28"/>
-                <w:szCs w:val="32"/>
+                <w:szCs w:val="28"/>
               </w:rPr>
             </w:pPr>
             <w:r>
@@ -257,29 +257,9 @@
                 <w:b/>
                 <w:color w:val="000000"/>
                 <w:sz w:val="28"/>
-                <w:szCs w:val="32"/>
-              </w:rPr>
-              <w:t>T.S.</w:t>
-            </w:r>
-            <w:r>
-              <w:rPr>
-                <w:rFonts w:cs="Arial"/>
-                <w:b/>
-                <w:color w:val="000000"/>
-                <w:sz w:val="28"/>
-                <w:szCs w:val="32"/>
-              </w:rPr>
-              <w:t>6.1.1.2</w:t>
-            </w:r>
-            <w:r>
-              <w:rPr>
-                <w:rFonts w:cs="Arial"/>
-                <w:b/>
-                <w:color w:val="000000"/>
-                <w:sz w:val="28"/>
-                <w:szCs w:val="32"/>
-              </w:rPr>
-              <w:t xml:space="preserve"> – Kramam</w:t>
+                <w:szCs w:val="28"/>
+              </w:rPr>
+              <w:t>T.S.6.1.1.2 – Kramam</w:t>
             </w:r>
           </w:p>
           <w:p>
@@ -298,7 +278,7 @@
                 <w:b/>
                 <w:color w:val="000000"/>
                 <w:sz w:val="28"/>
-                <w:szCs w:val="32"/>
+                <w:szCs w:val="28"/>
                 <w:lang w:val="en-IN"/>
               </w:rPr>
             </w:pPr>
@@ -307,6 +287,7 @@
                 <w:rFonts w:cs="Arial"/>
                 <w:b/>
                 <w:color w:val="000000"/>
+                <w:sz w:val="28"/>
                 <w:szCs w:val="28"/>
                 <w:lang w:val="en-IN"/>
               </w:rPr>
@@ -324,8 +305,8 @@
               <w:rPr>
                 <w:rFonts w:cs="Arial"/>
                 <w:bCs/>
-                <w:sz w:val="32"/>
-                <w:szCs w:val="36"/>
+                <w:sz w:val="28"/>
+                <w:szCs w:val="28"/>
                 <w:lang w:val="it-IT"/>
               </w:rPr>
             </w:pPr>
@@ -335,31 +316,10 @@
                 <w:b/>
                 <w:color w:val="000000"/>
                 <w:sz w:val="28"/>
-                <w:szCs w:val="32"/>
+                <w:szCs w:val="28"/>
                 <w:lang w:val="it-IT"/>
               </w:rPr>
-              <w:t>Panchaati No</w:t>
-            </w:r>
-            <w:r>
-              <w:rPr>
-                <w:rFonts w:cs="Arial"/>
-                <w:b/>
-                <w:color w:val="000000"/>
-                <w:szCs w:val="32"/>
-                <w:lang w:val="it-IT"/>
-              </w:rPr>
-              <w:t xml:space="preserve">. - </w:t>
-            </w:r>
-            <w:r>
-              <w:rPr>
-                <w:rFonts w:cs="Arial"/>
-                <w:b/>
-                <w:color w:val="000000"/>
-                <w:sz w:val="28"/>
-                <w:szCs w:val="32"/>
-                <w:lang w:val="it-IT"/>
-              </w:rPr>
-              <w:t>2</w:t>
+              <w:t>Panchaati No. - 2</w:t>
             </w:r>
           </w:p>
         </w:tc>
@@ -874,7 +834,7 @@
                 <w:b/>
                 <w:color w:val="000000"/>
                 <w:sz w:val="28"/>
-                <w:szCs w:val="32"/>
+                <w:szCs w:val="28"/>
               </w:rPr>
             </w:pPr>
             <w:r>
@@ -883,29 +843,9 @@
                 <w:b/>
                 <w:color w:val="000000"/>
                 <w:sz w:val="28"/>
-                <w:szCs w:val="32"/>
-              </w:rPr>
-              <w:t>T.S.</w:t>
-            </w:r>
-            <w:r>
-              <w:rPr>
-                <w:rFonts w:cs="Arial"/>
-                <w:b/>
-                <w:color w:val="000000"/>
-                <w:sz w:val="28"/>
-                <w:szCs w:val="32"/>
-              </w:rPr>
-              <w:t>6.1.1.3</w:t>
-            </w:r>
-            <w:r>
-              <w:rPr>
-                <w:rFonts w:cs="Arial"/>
-                <w:b/>
-                <w:color w:val="000000"/>
-                <w:sz w:val="28"/>
-                <w:szCs w:val="32"/>
-              </w:rPr>
-              <w:t xml:space="preserve"> – Kramam</w:t>
+                <w:szCs w:val="28"/>
+              </w:rPr>
+              <w:t>T.S.6.1.1.3 – Kramam</w:t>
             </w:r>
           </w:p>
           <w:p>
@@ -923,6 +863,7 @@
                 <w:rFonts w:cs="Arial"/>
                 <w:b/>
                 <w:color w:val="000000"/>
+                <w:sz w:val="28"/>
                 <w:szCs w:val="28"/>
                 <w:lang w:val="en-IN"/>
               </w:rPr>
@@ -932,8 +873,8 @@
                 <w:rFonts w:cs="Arial"/>
                 <w:b/>
                 <w:color w:val="000000"/>
-                <w:sz w:val="22"/>
-                <w:szCs w:val="24"/>
+                <w:sz w:val="28"/>
+                <w:szCs w:val="28"/>
                 <w:lang w:val="en-IN"/>
               </w:rPr>
               <w:t>Krama Vaakyam No.– 45,46,47</w:t>
@@ -955,7 +896,7 @@
                 <w:b/>
                 <w:color w:val="000000"/>
                 <w:sz w:val="28"/>
-                <w:szCs w:val="32"/>
+                <w:szCs w:val="28"/>
                 <w:lang w:val="it-IT"/>
               </w:rPr>
             </w:pPr>
@@ -965,31 +906,10 @@
                 <w:b/>
                 <w:color w:val="000000"/>
                 <w:sz w:val="28"/>
-                <w:szCs w:val="32"/>
+                <w:szCs w:val="28"/>
                 <w:lang w:val="it-IT"/>
               </w:rPr>
-              <w:t>Panchaati No</w:t>
-            </w:r>
-            <w:r>
-              <w:rPr>
-                <w:rFonts w:cs="Arial"/>
-                <w:b/>
-                <w:color w:val="000000"/>
-                <w:szCs w:val="32"/>
-                <w:lang w:val="it-IT"/>
-              </w:rPr>
-              <w:t xml:space="preserve">. - </w:t>
-            </w:r>
-            <w:r>
-              <w:rPr>
-                <w:rFonts w:cs="Arial"/>
-                <w:b/>
-                <w:color w:val="000000"/>
-                <w:sz w:val="28"/>
-                <w:szCs w:val="32"/>
-                <w:lang w:val="it-IT"/>
-              </w:rPr>
-              <w:t>3</w:t>
+              <w:t>Panchaati No. - 3</w:t>
             </w:r>
           </w:p>
         </w:tc>
@@ -2237,7 +2157,7 @@
                 <w:b/>
                 <w:color w:val="000000"/>
                 <w:sz w:val="28"/>
-                <w:szCs w:val="32"/>
+                <w:szCs w:val="28"/>
               </w:rPr>
             </w:pPr>
             <w:r>
@@ -2246,29 +2166,9 @@
                 <w:b/>
                 <w:color w:val="000000"/>
                 <w:sz w:val="28"/>
-                <w:szCs w:val="32"/>
-              </w:rPr>
-              <w:t>T.S.</w:t>
-            </w:r>
-            <w:r>
-              <w:rPr>
-                <w:rFonts w:cs="Arial"/>
-                <w:b/>
-                <w:color w:val="000000"/>
-                <w:sz w:val="28"/>
-                <w:szCs w:val="32"/>
-              </w:rPr>
-              <w:t>6.1.5.1</w:t>
-            </w:r>
-            <w:r>
-              <w:rPr>
-                <w:rFonts w:cs="Arial"/>
-                <w:b/>
-                <w:color w:val="000000"/>
-                <w:sz w:val="28"/>
-                <w:szCs w:val="32"/>
-              </w:rPr>
-              <w:t xml:space="preserve"> – Kramam</w:t>
+                <w:szCs w:val="28"/>
+              </w:rPr>
+              <w:t>T.S.6.1.5.1 – Kramam</w:t>
             </w:r>
           </w:p>
           <w:p>
@@ -2286,8 +2186,8 @@
                 <w:rFonts w:cs="Arial"/>
                 <w:b/>
                 <w:color w:val="000000"/>
-                <w:sz w:val="32"/>
-                <w:szCs w:val="36"/>
+                <w:sz w:val="28"/>
+                <w:szCs w:val="28"/>
                 <w:lang w:val="en-IN"/>
               </w:rPr>
             </w:pPr>
@@ -2297,7 +2197,7 @@
                 <w:b/>
                 <w:color w:val="000000"/>
                 <w:sz w:val="28"/>
-                <w:szCs w:val="32"/>
+                <w:szCs w:val="28"/>
                 <w:lang w:val="en-IN"/>
               </w:rPr>
               <w:t>Krama Vaakyam No.– 11</w:t>
@@ -2319,7 +2219,7 @@
                 <w:b/>
                 <w:color w:val="000000"/>
                 <w:sz w:val="28"/>
-                <w:szCs w:val="32"/>
+                <w:szCs w:val="28"/>
                 <w:lang w:val="it-IT"/>
               </w:rPr>
             </w:pPr>
@@ -2329,31 +2229,10 @@
                 <w:b/>
                 <w:color w:val="000000"/>
                 <w:sz w:val="28"/>
-                <w:szCs w:val="32"/>
+                <w:szCs w:val="28"/>
                 <w:lang w:val="it-IT"/>
               </w:rPr>
-              <w:t>Panchaati No</w:t>
-            </w:r>
-            <w:r>
-              <w:rPr>
-                <w:rFonts w:cs="Arial"/>
-                <w:b/>
-                <w:color w:val="000000"/>
-                <w:szCs w:val="32"/>
-                <w:lang w:val="it-IT"/>
-              </w:rPr>
-              <w:t xml:space="preserve">. - </w:t>
-            </w:r>
-            <w:r>
-              <w:rPr>
-                <w:rFonts w:cs="Arial"/>
-                <w:b/>
-                <w:color w:val="000000"/>
-                <w:sz w:val="28"/>
-                <w:szCs w:val="32"/>
-                <w:lang w:val="it-IT"/>
-              </w:rPr>
-              <w:t>14</w:t>
+              <w:t>Panchaati No. - 14</w:t>
             </w:r>
           </w:p>
         </w:tc>
@@ -2738,7 +2617,1253 @@
           </w:p>
         </w:tc>
       </w:tr>
+      <w:tr>
+        <w:trPr>
+          <w:trHeight w:val="964"/>
+        </w:trPr>
+        <w:tc>
+          <w:tcPr>
+            <w:tcW w:w="3877" w:type="dxa"/>
+          </w:tcPr>
+          <w:p>
+            <w:pPr>
+              <w:widowControl w:val="0"/>
+              <w:tabs>
+                <w:tab w:val="left" w:pos="993"/>
+              </w:tabs>
+              <w:autoSpaceDE w:val="0"/>
+              <w:autoSpaceDN w:val="0"/>
+              <w:adjustRightInd w:val="0"/>
+              <w:spacing w:before="0" w:line="252" w:lineRule="auto"/>
+              <w:ind w:right="297"/>
+              <w:rPr>
+                <w:rFonts w:cs="Arial"/>
+                <w:b/>
+                <w:color w:val="000000"/>
+                <w:sz w:val="28"/>
+                <w:szCs w:val="28"/>
+              </w:rPr>
+            </w:pPr>
+            <w:r>
+              <w:rPr>
+                <w:rFonts w:cs="Arial"/>
+                <w:b/>
+                <w:color w:val="000000"/>
+                <w:sz w:val="28"/>
+                <w:szCs w:val="28"/>
+              </w:rPr>
+              <w:t>T.S.6.1.</w:t>
+            </w:r>
+            <w:r>
+              <w:rPr>
+                <w:rFonts w:cs="Arial"/>
+                <w:b/>
+                <w:color w:val="000000"/>
+                <w:sz w:val="28"/>
+                <w:szCs w:val="28"/>
+              </w:rPr>
+              <w:t>6</w:t>
+            </w:r>
+            <w:r>
+              <w:rPr>
+                <w:rFonts w:cs="Arial"/>
+                <w:b/>
+                <w:color w:val="000000"/>
+                <w:sz w:val="28"/>
+                <w:szCs w:val="28"/>
+              </w:rPr>
+              <w:t>.</w:t>
+            </w:r>
+            <w:r>
+              <w:rPr>
+                <w:rFonts w:cs="Arial"/>
+                <w:b/>
+                <w:color w:val="000000"/>
+                <w:sz w:val="28"/>
+                <w:szCs w:val="28"/>
+              </w:rPr>
+              <w:t>7</w:t>
+            </w:r>
+            <w:r>
+              <w:rPr>
+                <w:rFonts w:cs="Arial"/>
+                <w:b/>
+                <w:color w:val="000000"/>
+                <w:sz w:val="28"/>
+                <w:szCs w:val="28"/>
+              </w:rPr>
+              <w:t xml:space="preserve"> – Kramam</w:t>
+            </w:r>
+          </w:p>
+          <w:p>
+            <w:pPr>
+              <w:widowControl w:val="0"/>
+              <w:tabs>
+                <w:tab w:val="left" w:pos="993"/>
+              </w:tabs>
+              <w:autoSpaceDE w:val="0"/>
+              <w:autoSpaceDN w:val="0"/>
+              <w:adjustRightInd w:val="0"/>
+              <w:spacing w:before="0" w:line="252" w:lineRule="auto"/>
+              <w:ind w:right="297"/>
+              <w:rPr>
+                <w:rFonts w:cs="Arial"/>
+                <w:b/>
+                <w:color w:val="000000"/>
+                <w:sz w:val="28"/>
+                <w:szCs w:val="28"/>
+                <w:lang w:val="en-IN"/>
+              </w:rPr>
+            </w:pPr>
+            <w:r>
+              <w:rPr>
+                <w:rFonts w:cs="Arial"/>
+                <w:b/>
+                <w:color w:val="000000"/>
+                <w:sz w:val="28"/>
+                <w:szCs w:val="28"/>
+                <w:lang w:val="en-IN"/>
+              </w:rPr>
+              <w:t xml:space="preserve">Krama Vaakyam No.– </w:t>
+            </w:r>
+            <w:r>
+              <w:rPr>
+                <w:rFonts w:cs="Arial"/>
+                <w:b/>
+                <w:color w:val="000000"/>
+                <w:sz w:val="28"/>
+                <w:szCs w:val="28"/>
+                <w:lang w:val="en-IN"/>
+              </w:rPr>
+              <w:t>43</w:t>
+            </w:r>
+          </w:p>
+          <w:p>
+            <w:pPr>
+              <w:widowControl w:val="0"/>
+              <w:tabs>
+                <w:tab w:val="left" w:pos="993"/>
+              </w:tabs>
+              <w:autoSpaceDE w:val="0"/>
+              <w:autoSpaceDN w:val="0"/>
+              <w:adjustRightInd w:val="0"/>
+              <w:spacing w:before="0" w:line="252" w:lineRule="auto"/>
+              <w:ind w:right="-134"/>
+              <w:rPr>
+                <w:rFonts w:cs="Arial"/>
+                <w:b/>
+                <w:color w:val="000000"/>
+                <w:sz w:val="28"/>
+                <w:szCs w:val="28"/>
+              </w:rPr>
+            </w:pPr>
+            <w:r>
+              <w:rPr>
+                <w:rFonts w:cs="Arial"/>
+                <w:b/>
+                <w:color w:val="000000"/>
+                <w:sz w:val="28"/>
+                <w:szCs w:val="28"/>
+                <w:lang w:val="it-IT"/>
+              </w:rPr>
+              <w:t xml:space="preserve">Panchaati No. - </w:t>
+            </w:r>
+            <w:r>
+              <w:rPr>
+                <w:rFonts w:cs="Arial"/>
+                <w:b/>
+                <w:color w:val="000000"/>
+                <w:sz w:val="28"/>
+                <w:szCs w:val="28"/>
+                <w:lang w:val="it-IT"/>
+              </w:rPr>
+              <w:t>45</w:t>
+            </w:r>
+          </w:p>
+        </w:tc>
+        <w:tc>
+          <w:tcPr>
+            <w:tcW w:w="4738" w:type="dxa"/>
+          </w:tcPr>
+          <w:p>
+            <w:pPr>
+              <w:widowControl w:val="0"/>
+              <w:autoSpaceDE w:val="0"/>
+              <w:autoSpaceDN w:val="0"/>
+              <w:adjustRightInd w:val="0"/>
+              <w:spacing w:before="0" w:line="240" w:lineRule="auto"/>
+              <w:rPr>
+                <w:rFonts w:ascii="Latha" w:hAnsi="Latha" w:cs="Latha"/>
+                <w:sz w:val="28"/>
+                <w:szCs w:val="28"/>
+                <w:cs/>
+                <w:lang w:bidi="ta-IN"/>
+              </w:rPr>
+            </w:pPr>
+            <w:r>
+              <w:rPr>
+                <w:rFonts w:ascii="Latha" w:hAnsi="Latha" w:cs="Latha"/>
+                <w:sz w:val="28"/>
+                <w:szCs w:val="28"/>
+                <w:cs/>
+                <w:lang w:bidi="ta-IN"/>
+              </w:rPr>
+              <w:t>ஸ்யா</w:t>
+            </w:r>
+            <w:r>
+              <w:rPr>
+                <w:rFonts w:ascii="BRH Tamil Tab Extra" w:hAnsi="BRH Tamil Tab Extra" w:cs="Latha"/>
+                <w:b/>
+                <w:sz w:val="32"/>
+                <w:szCs w:val="28"/>
+                <w:lang w:bidi="ta-IN"/>
+              </w:rPr>
+              <w:t>…</w:t>
+            </w:r>
+            <w:r>
+              <w:rPr>
+                <w:rFonts w:ascii="Latha" w:hAnsi="Latha" w:cs="Latha"/>
+                <w:sz w:val="28"/>
+                <w:szCs w:val="28"/>
+                <w:cs/>
+                <w:lang w:bidi="ta-IN"/>
+              </w:rPr>
+              <w:t>த்</w:t>
+            </w:r>
+            <w:r>
+              <w:rPr>
+                <w:rFonts w:ascii="Latha" w:hAnsi="Latha" w:cs="Latha"/>
+                <w:b/>
+                <w:bCs/>
+                <w:position w:val="-12"/>
+                <w:sz w:val="28"/>
+                <w:szCs w:val="28"/>
+                <w:cs/>
+                <w:lang w:bidi="ta-IN"/>
+              </w:rPr>
+              <w:t>3</w:t>
+            </w:r>
+            <w:r>
+              <w:rPr>
+                <w:rFonts w:ascii="Latha" w:hAnsi="Latha" w:cs="Latha"/>
+                <w:sz w:val="28"/>
+                <w:szCs w:val="28"/>
+                <w:lang w:bidi="ta-IN"/>
+              </w:rPr>
+              <w:t xml:space="preserve"> </w:t>
+            </w:r>
+            <w:r>
+              <w:rPr>
+                <w:rFonts w:ascii="Latha" w:hAnsi="Latha" w:cs="Latha"/>
+                <w:sz w:val="28"/>
+                <w:szCs w:val="28"/>
+                <w:cs/>
+                <w:lang w:bidi="ta-IN"/>
+              </w:rPr>
+              <w:t>யத்</w:t>
+            </w:r>
+            <w:r>
+              <w:rPr>
+                <w:rFonts w:ascii="Latha" w:hAnsi="Latha" w:cs="Latha"/>
+                <w:sz w:val="28"/>
+                <w:szCs w:val="28"/>
+                <w:lang w:bidi="ta-IN"/>
+              </w:rPr>
+              <w:t xml:space="preserve"> | </w:t>
+            </w:r>
+            <w:r>
+              <w:rPr>
+                <w:rFonts w:ascii="Latha" w:hAnsi="Latha" w:cs="Latha"/>
+                <w:sz w:val="28"/>
+                <w:szCs w:val="28"/>
+                <w:lang w:bidi="ta-IN"/>
+              </w:rPr>
+              <w:br/>
+            </w:r>
+            <w:r>
+              <w:rPr>
+                <w:rFonts w:ascii="Latha" w:hAnsi="Latha" w:cs="Latha"/>
+                <w:sz w:val="28"/>
+                <w:szCs w:val="28"/>
+                <w:highlight w:val="yellow"/>
+                <w:cs/>
+                <w:lang w:bidi="ta-IN"/>
+              </w:rPr>
+              <w:t>யத்</w:t>
+            </w:r>
+            <w:r>
+              <w:rPr>
+                <w:rFonts w:ascii="Latha" w:hAnsi="Latha" w:cs="Latha"/>
+                <w:b/>
+                <w:bCs/>
+                <w:position w:val="-12"/>
+                <w:sz w:val="28"/>
+                <w:szCs w:val="28"/>
+                <w:highlight w:val="yellow"/>
+                <w:cs/>
+                <w:lang w:bidi="ta-IN"/>
+              </w:rPr>
+              <w:t>3</w:t>
+            </w:r>
+            <w:r>
+              <w:rPr>
+                <w:rFonts w:ascii="Latha" w:hAnsi="Latha" w:cs="Latha"/>
+                <w:sz w:val="28"/>
+                <w:szCs w:val="28"/>
+                <w:highlight w:val="yellow"/>
+                <w:lang w:bidi="ta-IN"/>
+              </w:rPr>
+              <w:t xml:space="preserve"> </w:t>
+            </w:r>
+            <w:r>
+              <w:rPr>
+                <w:rFonts w:ascii="Latha" w:hAnsi="Latha" w:cs="Latha"/>
+                <w:sz w:val="28"/>
+                <w:szCs w:val="28"/>
+                <w:highlight w:val="yellow"/>
+                <w:cs/>
+                <w:lang w:bidi="ta-IN"/>
+              </w:rPr>
+              <w:t>வி</w:t>
+            </w:r>
+            <w:r>
+              <w:rPr>
+                <w:rFonts w:ascii="BRH Tamil Tab Extra" w:hAnsi="BRH Tamil Tab Extra" w:cs="Latha"/>
+                <w:b/>
+                <w:sz w:val="36"/>
+                <w:szCs w:val="28"/>
+                <w:highlight w:val="yellow"/>
+                <w:lang w:bidi="ta-IN"/>
+              </w:rPr>
+              <w:t>†</w:t>
+            </w:r>
+            <w:r>
+              <w:rPr>
+                <w:rFonts w:ascii="Latha" w:hAnsi="Latha" w:cs="Latha"/>
+                <w:sz w:val="28"/>
+                <w:szCs w:val="28"/>
+                <w:highlight w:val="yellow"/>
+                <w:cs/>
+                <w:lang w:bidi="ta-IN"/>
+              </w:rPr>
+              <w:t>ரூ</w:t>
+            </w:r>
+            <w:r>
+              <w:rPr>
+                <w:rFonts w:ascii="BRH Tamil Tab Extra" w:hAnsi="BRH Tamil Tab Extra" w:cs="Latha"/>
+                <w:b/>
+                <w:sz w:val="32"/>
+                <w:szCs w:val="28"/>
+                <w:lang w:bidi="ta-IN"/>
+              </w:rPr>
+              <w:t>…</w:t>
+            </w:r>
+            <w:r>
+              <w:rPr>
+                <w:rFonts w:ascii="Latha" w:hAnsi="Latha" w:cs="Latha"/>
+                <w:sz w:val="28"/>
+                <w:szCs w:val="28"/>
+                <w:cs/>
+                <w:lang w:bidi="ta-IN"/>
+              </w:rPr>
+              <w:t>பயா</w:t>
+            </w:r>
+            <w:r>
+              <w:rPr>
+                <w:rFonts w:ascii="BRH Tamil Tab Extra" w:hAnsi="BRH Tamil Tab Extra" w:cs="Latha"/>
+                <w:b/>
+                <w:sz w:val="36"/>
+                <w:szCs w:val="28"/>
+                <w:lang w:bidi="ta-IN"/>
+              </w:rPr>
+              <w:t>‡</w:t>
+            </w:r>
+            <w:r>
+              <w:rPr>
+                <w:rFonts w:ascii="Latha" w:hAnsi="Latha" w:cs="Latha"/>
+                <w:sz w:val="28"/>
+                <w:szCs w:val="28"/>
+                <w:lang w:bidi="ta-IN"/>
+              </w:rPr>
+              <w:t xml:space="preserve"> |</w:t>
+            </w:r>
+          </w:p>
+        </w:tc>
+        <w:tc>
+          <w:tcPr>
+            <w:tcW w:w="5220" w:type="dxa"/>
+          </w:tcPr>
+          <w:p>
+            <w:pPr>
+              <w:widowControl w:val="0"/>
+              <w:autoSpaceDE w:val="0"/>
+              <w:autoSpaceDN w:val="0"/>
+              <w:adjustRightInd w:val="0"/>
+              <w:spacing w:before="0" w:line="240" w:lineRule="auto"/>
+              <w:rPr>
+                <w:rFonts w:ascii="Latha" w:hAnsi="Latha" w:cs="Latha"/>
+                <w:sz w:val="28"/>
+                <w:szCs w:val="28"/>
+                <w:cs/>
+                <w:lang w:bidi="ta-IN"/>
+              </w:rPr>
+            </w:pPr>
+            <w:r>
+              <w:rPr>
+                <w:rFonts w:ascii="Latha" w:hAnsi="Latha" w:cs="Latha"/>
+                <w:sz w:val="28"/>
+                <w:szCs w:val="28"/>
+                <w:cs/>
+                <w:lang w:bidi="ta-IN"/>
+              </w:rPr>
+              <w:t>ஸ்யா</w:t>
+            </w:r>
+            <w:r>
+              <w:rPr>
+                <w:rFonts w:ascii="BRH Tamil Tab Extra" w:hAnsi="BRH Tamil Tab Extra" w:cs="Latha"/>
+                <w:b/>
+                <w:sz w:val="32"/>
+                <w:szCs w:val="28"/>
+                <w:lang w:bidi="ta-IN"/>
+              </w:rPr>
+              <w:t>…</w:t>
+            </w:r>
+            <w:r>
+              <w:rPr>
+                <w:rFonts w:ascii="Latha" w:hAnsi="Latha" w:cs="Latha"/>
+                <w:sz w:val="28"/>
+                <w:szCs w:val="28"/>
+                <w:cs/>
+                <w:lang w:bidi="ta-IN"/>
+              </w:rPr>
+              <w:t>த்</w:t>
+            </w:r>
+            <w:r>
+              <w:rPr>
+                <w:rFonts w:ascii="Latha" w:hAnsi="Latha" w:cs="Latha"/>
+                <w:b/>
+                <w:bCs/>
+                <w:position w:val="-12"/>
+                <w:sz w:val="28"/>
+                <w:szCs w:val="28"/>
+                <w:cs/>
+                <w:lang w:bidi="ta-IN"/>
+              </w:rPr>
+              <w:t>3</w:t>
+            </w:r>
+            <w:r>
+              <w:rPr>
+                <w:rFonts w:ascii="Latha" w:hAnsi="Latha" w:cs="Latha"/>
+                <w:sz w:val="28"/>
+                <w:szCs w:val="28"/>
+                <w:lang w:bidi="ta-IN"/>
+              </w:rPr>
+              <w:t xml:space="preserve"> </w:t>
+            </w:r>
+            <w:r>
+              <w:rPr>
+                <w:rFonts w:ascii="Latha" w:hAnsi="Latha" w:cs="Latha"/>
+                <w:sz w:val="28"/>
+                <w:szCs w:val="28"/>
+                <w:cs/>
+                <w:lang w:bidi="ta-IN"/>
+              </w:rPr>
+              <w:t>யத்</w:t>
+            </w:r>
+            <w:r>
+              <w:rPr>
+                <w:rFonts w:ascii="Latha" w:hAnsi="Latha" w:cs="Latha"/>
+                <w:sz w:val="28"/>
+                <w:szCs w:val="28"/>
+                <w:lang w:bidi="ta-IN"/>
+              </w:rPr>
+              <w:t xml:space="preserve"> | </w:t>
+            </w:r>
+            <w:r>
+              <w:rPr>
+                <w:rFonts w:ascii="Latha" w:hAnsi="Latha" w:cs="Latha"/>
+                <w:sz w:val="28"/>
+                <w:szCs w:val="28"/>
+                <w:lang w:bidi="ta-IN"/>
+              </w:rPr>
+              <w:br/>
+            </w:r>
+            <w:r>
+              <w:rPr>
+                <w:rFonts w:ascii="Latha" w:hAnsi="Latha" w:cs="Latha"/>
+                <w:sz w:val="28"/>
+                <w:szCs w:val="28"/>
+                <w:highlight w:val="green"/>
+                <w:cs/>
+                <w:lang w:bidi="ta-IN"/>
+              </w:rPr>
+              <w:t>யத்</w:t>
+            </w:r>
+            <w:r>
+              <w:rPr>
+                <w:rFonts w:ascii="Latha" w:hAnsi="Latha" w:cs="Latha"/>
+                <w:b/>
+                <w:bCs/>
+                <w:position w:val="-12"/>
+                <w:sz w:val="28"/>
+                <w:szCs w:val="28"/>
+                <w:highlight w:val="green"/>
+                <w:cs/>
+                <w:lang w:bidi="ta-IN"/>
+              </w:rPr>
+              <w:t>3</w:t>
+            </w:r>
+            <w:r>
+              <w:rPr>
+                <w:rFonts w:ascii="Latha" w:hAnsi="Latha" w:cs="Latha"/>
+                <w:sz w:val="28"/>
+                <w:szCs w:val="28"/>
+                <w:highlight w:val="green"/>
+                <w:lang w:bidi="ta-IN"/>
+              </w:rPr>
+              <w:t xml:space="preserve"> </w:t>
+            </w:r>
+            <w:r>
+              <w:rPr>
+                <w:rFonts w:ascii="Latha" w:hAnsi="Latha" w:cs="Latha"/>
+                <w:sz w:val="28"/>
+                <w:szCs w:val="28"/>
+                <w:highlight w:val="green"/>
+                <w:cs/>
+                <w:lang w:bidi="ta-IN"/>
+              </w:rPr>
+              <w:t>த்</w:t>
+            </w:r>
+            <w:r>
+              <w:rPr>
+                <w:rFonts w:ascii="Latha" w:hAnsi="Latha" w:cs="Latha"/>
+                <w:b/>
+                <w:bCs/>
+                <w:position w:val="-12"/>
+                <w:sz w:val="28"/>
+                <w:szCs w:val="28"/>
+                <w:highlight w:val="green"/>
+                <w:cs/>
+                <w:lang w:bidi="ta-IN"/>
+              </w:rPr>
+              <w:t>3</w:t>
+            </w:r>
+            <w:r>
+              <w:rPr>
+                <w:rFonts w:ascii="Latha" w:hAnsi="Latha" w:cs="Latha"/>
+                <w:sz w:val="28"/>
+                <w:szCs w:val="28"/>
+                <w:cs/>
+                <w:lang w:bidi="ta-IN"/>
+              </w:rPr>
+              <w:t>வி</w:t>
+            </w:r>
+            <w:r>
+              <w:rPr>
+                <w:rFonts w:ascii="BRH Tamil Tab Extra" w:hAnsi="BRH Tamil Tab Extra" w:cs="Latha"/>
+                <w:b/>
+                <w:sz w:val="36"/>
+                <w:szCs w:val="28"/>
+                <w:lang w:bidi="ta-IN"/>
+              </w:rPr>
+              <w:t>†</w:t>
+            </w:r>
+            <w:r>
+              <w:rPr>
+                <w:rFonts w:ascii="Latha" w:hAnsi="Latha" w:cs="Latha"/>
+                <w:sz w:val="28"/>
+                <w:szCs w:val="28"/>
+                <w:cs/>
+                <w:lang w:bidi="ta-IN"/>
+              </w:rPr>
+              <w:t>ரூ</w:t>
+            </w:r>
+            <w:r>
+              <w:rPr>
+                <w:rFonts w:ascii="BRH Tamil Tab Extra" w:hAnsi="BRH Tamil Tab Extra" w:cs="Latha"/>
+                <w:b/>
+                <w:sz w:val="32"/>
+                <w:szCs w:val="28"/>
+                <w:lang w:bidi="ta-IN"/>
+              </w:rPr>
+              <w:t>…</w:t>
+            </w:r>
+            <w:r>
+              <w:rPr>
+                <w:rFonts w:ascii="Latha" w:hAnsi="Latha" w:cs="Latha"/>
+                <w:sz w:val="28"/>
+                <w:szCs w:val="28"/>
+                <w:cs/>
+                <w:lang w:bidi="ta-IN"/>
+              </w:rPr>
+              <w:t>பயா</w:t>
+            </w:r>
+            <w:r>
+              <w:rPr>
+                <w:rFonts w:ascii="BRH Tamil Tab Extra" w:hAnsi="BRH Tamil Tab Extra" w:cs="Latha"/>
+                <w:b/>
+                <w:sz w:val="36"/>
+                <w:szCs w:val="28"/>
+                <w:lang w:bidi="ta-IN"/>
+              </w:rPr>
+              <w:t>‡</w:t>
+            </w:r>
+            <w:r>
+              <w:rPr>
+                <w:rFonts w:ascii="Latha" w:hAnsi="Latha" w:cs="Latha"/>
+                <w:sz w:val="28"/>
+                <w:szCs w:val="28"/>
+                <w:lang w:bidi="ta-IN"/>
+              </w:rPr>
+              <w:t xml:space="preserve"> |</w:t>
+            </w:r>
+          </w:p>
+        </w:tc>
+      </w:tr>
+      <w:tr>
+        <w:trPr>
+          <w:trHeight w:val="964"/>
+        </w:trPr>
+        <w:tc>
+          <w:tcPr>
+            <w:tcW w:w="3877" w:type="dxa"/>
+          </w:tcPr>
+          <w:p>
+            <w:pPr>
+              <w:widowControl w:val="0"/>
+              <w:tabs>
+                <w:tab w:val="left" w:pos="993"/>
+              </w:tabs>
+              <w:autoSpaceDE w:val="0"/>
+              <w:autoSpaceDN w:val="0"/>
+              <w:adjustRightInd w:val="0"/>
+              <w:spacing w:before="0" w:line="252" w:lineRule="auto"/>
+              <w:ind w:right="297"/>
+              <w:rPr>
+                <w:rFonts w:cs="Arial"/>
+                <w:b/>
+                <w:color w:val="000000"/>
+                <w:sz w:val="28"/>
+                <w:szCs w:val="28"/>
+              </w:rPr>
+            </w:pPr>
+            <w:r>
+              <w:rPr>
+                <w:rFonts w:cs="Arial"/>
+                <w:b/>
+                <w:color w:val="000000"/>
+                <w:sz w:val="28"/>
+                <w:szCs w:val="28"/>
+              </w:rPr>
+              <w:lastRenderedPageBreak/>
+              <w:t>T.S.6.1.</w:t>
+            </w:r>
+            <w:r>
+              <w:rPr>
+                <w:rFonts w:cs="Arial"/>
+                <w:b/>
+                <w:color w:val="000000"/>
+                <w:sz w:val="28"/>
+                <w:szCs w:val="28"/>
+              </w:rPr>
+              <w:t>8</w:t>
+            </w:r>
+            <w:r>
+              <w:rPr>
+                <w:rFonts w:cs="Arial"/>
+                <w:b/>
+                <w:color w:val="000000"/>
+                <w:sz w:val="28"/>
+                <w:szCs w:val="28"/>
+              </w:rPr>
+              <w:t>.</w:t>
+            </w:r>
+            <w:r>
+              <w:rPr>
+                <w:rFonts w:cs="Arial"/>
+                <w:b/>
+                <w:color w:val="000000"/>
+                <w:sz w:val="28"/>
+                <w:szCs w:val="28"/>
+              </w:rPr>
+              <w:t>3</w:t>
+            </w:r>
+            <w:r>
+              <w:rPr>
+                <w:rFonts w:cs="Arial"/>
+                <w:b/>
+                <w:color w:val="000000"/>
+                <w:sz w:val="28"/>
+                <w:szCs w:val="28"/>
+              </w:rPr>
+              <w:t xml:space="preserve"> – Kramam</w:t>
+            </w:r>
+          </w:p>
+          <w:p>
+            <w:pPr>
+              <w:widowControl w:val="0"/>
+              <w:tabs>
+                <w:tab w:val="left" w:pos="993"/>
+              </w:tabs>
+              <w:autoSpaceDE w:val="0"/>
+              <w:autoSpaceDN w:val="0"/>
+              <w:adjustRightInd w:val="0"/>
+              <w:spacing w:before="0" w:line="252" w:lineRule="auto"/>
+              <w:ind w:right="297"/>
+              <w:rPr>
+                <w:rFonts w:cstheme="minorBidi" w:hint="cs"/>
+                <w:b/>
+                <w:color w:val="000000"/>
+                <w:sz w:val="28"/>
+                <w:szCs w:val="28"/>
+                <w:lang w:val="en-IN" w:bidi="ta-IN"/>
+              </w:rPr>
+            </w:pPr>
+            <w:r>
+              <w:rPr>
+                <w:rFonts w:cs="Arial"/>
+                <w:b/>
+                <w:color w:val="000000"/>
+                <w:sz w:val="28"/>
+                <w:szCs w:val="28"/>
+                <w:lang w:val="en-IN"/>
+              </w:rPr>
+              <w:t xml:space="preserve">Krama Vaakyam No.– </w:t>
+            </w:r>
+            <w:r>
+              <w:rPr>
+                <w:rFonts w:cs="Arial"/>
+                <w:b/>
+                <w:color w:val="000000"/>
+                <w:sz w:val="28"/>
+                <w:szCs w:val="28"/>
+                <w:lang w:val="en-IN"/>
+              </w:rPr>
+              <w:t>4</w:t>
+            </w:r>
+            <w:r>
+              <w:rPr>
+                <w:rFonts w:cs="Arial"/>
+                <w:b/>
+                <w:color w:val="000000"/>
+                <w:sz w:val="28"/>
+                <w:szCs w:val="28"/>
+                <w:lang w:val="en-IN"/>
+              </w:rPr>
+              <w:t xml:space="preserve">, </w:t>
+            </w:r>
+            <w:r>
+              <w:rPr>
+                <w:rFonts w:cs="Arial"/>
+                <w:b/>
+                <w:color w:val="000000"/>
+                <w:sz w:val="28"/>
+                <w:szCs w:val="28"/>
+                <w:lang w:val="en-IN"/>
+              </w:rPr>
+              <w:t>5</w:t>
+            </w:r>
+          </w:p>
+          <w:p>
+            <w:pPr>
+              <w:widowControl w:val="0"/>
+              <w:tabs>
+                <w:tab w:val="left" w:pos="993"/>
+              </w:tabs>
+              <w:autoSpaceDE w:val="0"/>
+              <w:autoSpaceDN w:val="0"/>
+              <w:adjustRightInd w:val="0"/>
+              <w:spacing w:before="0" w:line="252" w:lineRule="auto"/>
+              <w:ind w:right="297"/>
+              <w:rPr>
+                <w:rFonts w:cs="Arial"/>
+                <w:b/>
+                <w:color w:val="000000"/>
+                <w:sz w:val="28"/>
+                <w:szCs w:val="28"/>
+              </w:rPr>
+            </w:pPr>
+            <w:r>
+              <w:rPr>
+                <w:rFonts w:cs="Arial"/>
+                <w:b/>
+                <w:color w:val="000000"/>
+                <w:sz w:val="28"/>
+                <w:szCs w:val="28"/>
+                <w:lang w:val="it-IT"/>
+              </w:rPr>
+              <w:t xml:space="preserve">Panchaati No. - </w:t>
+            </w:r>
+            <w:r>
+              <w:rPr>
+                <w:rFonts w:cs="Arial"/>
+                <w:b/>
+                <w:color w:val="000000"/>
+                <w:sz w:val="28"/>
+                <w:szCs w:val="28"/>
+                <w:lang w:val="it-IT"/>
+              </w:rPr>
+              <w:t>5</w:t>
+            </w:r>
+            <w:r>
+              <w:rPr>
+                <w:rFonts w:cs="Arial"/>
+                <w:b/>
+                <w:color w:val="000000"/>
+                <w:sz w:val="28"/>
+                <w:szCs w:val="28"/>
+                <w:lang w:val="it-IT"/>
+              </w:rPr>
+              <w:t>6</w:t>
+            </w:r>
+          </w:p>
+        </w:tc>
+        <w:tc>
+          <w:tcPr>
+            <w:tcW w:w="4738" w:type="dxa"/>
+          </w:tcPr>
+          <w:p>
+            <w:pPr>
+              <w:widowControl w:val="0"/>
+              <w:autoSpaceDE w:val="0"/>
+              <w:autoSpaceDN w:val="0"/>
+              <w:adjustRightInd w:val="0"/>
+              <w:spacing w:before="0" w:line="240" w:lineRule="auto"/>
+              <w:rPr>
+                <w:rFonts w:ascii="Latha" w:hAnsi="Latha" w:cs="Latha"/>
+                <w:sz w:val="28"/>
+                <w:szCs w:val="28"/>
+                <w:cs/>
+                <w:lang w:bidi="ta-IN"/>
+              </w:rPr>
+            </w:pPr>
+            <w:r>
+              <w:rPr>
+                <w:rFonts w:ascii="Latha" w:hAnsi="Latha" w:cs="Latha"/>
+                <w:sz w:val="28"/>
+                <w:szCs w:val="28"/>
+                <w:cs/>
+                <w:lang w:bidi="ta-IN"/>
+              </w:rPr>
+              <w:t>ஏ</w:t>
+            </w:r>
+            <w:r>
+              <w:rPr>
+                <w:rFonts w:ascii="BRH Tamil Tab Extra" w:hAnsi="BRH Tamil Tab Extra" w:cs="Latha"/>
+                <w:b/>
+                <w:sz w:val="32"/>
+                <w:szCs w:val="28"/>
+                <w:lang w:bidi="ta-IN"/>
+              </w:rPr>
+              <w:t>…</w:t>
+            </w:r>
+            <w:r>
+              <w:rPr>
+                <w:rFonts w:ascii="Latha" w:hAnsi="Latha" w:cs="Latha"/>
+                <w:sz w:val="28"/>
+                <w:szCs w:val="28"/>
+                <w:cs/>
+                <w:lang w:bidi="ta-IN"/>
+              </w:rPr>
+              <w:t>வா</w:t>
+            </w:r>
+            <w:r>
+              <w:rPr>
+                <w:rFonts w:ascii="Latha" w:hAnsi="Latha" w:cs="Latha"/>
+                <w:sz w:val="28"/>
+                <w:szCs w:val="28"/>
+                <w:highlight w:val="yellow"/>
+                <w:cs/>
+                <w:lang w:bidi="ta-IN"/>
+              </w:rPr>
+              <w:t>ஸ்மை</w:t>
+            </w:r>
+            <w:r>
+              <w:rPr>
+                <w:rFonts w:ascii="BRH Tamil Tab Extra" w:hAnsi="BRH Tamil Tab Extra" w:cs="Latha"/>
+                <w:b/>
+                <w:sz w:val="36"/>
+                <w:szCs w:val="28"/>
+                <w:lang w:bidi="ta-IN"/>
+              </w:rPr>
+              <w:t>‡</w:t>
+            </w:r>
+            <w:r>
+              <w:rPr>
+                <w:rFonts w:ascii="Latha" w:hAnsi="Latha" w:cs="Latha"/>
+                <w:sz w:val="28"/>
+                <w:szCs w:val="28"/>
+                <w:lang w:bidi="ta-IN"/>
+              </w:rPr>
+              <w:t xml:space="preserve"> | </w:t>
+            </w:r>
+            <w:r>
+              <w:rPr>
+                <w:rFonts w:ascii="Latha" w:hAnsi="Latha" w:cs="Latha"/>
+                <w:sz w:val="28"/>
+                <w:szCs w:val="28"/>
+                <w:lang w:bidi="ta-IN"/>
+              </w:rPr>
+              <w:tab/>
+            </w:r>
+            <w:r>
+              <w:rPr>
+                <w:rFonts w:ascii="Latha" w:hAnsi="Latha" w:cs="Latha"/>
+                <w:sz w:val="28"/>
+                <w:szCs w:val="28"/>
+                <w:lang w:bidi="ta-IN"/>
+              </w:rPr>
+              <w:br/>
+            </w:r>
+            <w:r>
+              <w:rPr>
+                <w:rFonts w:ascii="Latha" w:hAnsi="Latha" w:cs="Latha"/>
+                <w:sz w:val="28"/>
+                <w:szCs w:val="28"/>
+                <w:cs/>
+                <w:lang w:bidi="ta-IN"/>
+              </w:rPr>
+              <w:t>அ</w:t>
+            </w:r>
+            <w:r>
+              <w:rPr>
+                <w:rFonts w:ascii="BRH Tamil Tab Extra" w:hAnsi="BRH Tamil Tab Extra" w:cs="Latha"/>
+                <w:b/>
+                <w:sz w:val="32"/>
+                <w:szCs w:val="28"/>
+                <w:lang w:bidi="ta-IN"/>
+              </w:rPr>
+              <w:t>…</w:t>
+            </w:r>
+            <w:r>
+              <w:rPr>
+                <w:rFonts w:ascii="Latha" w:hAnsi="Latha" w:cs="Latha"/>
+                <w:sz w:val="28"/>
+                <w:szCs w:val="28"/>
+                <w:highlight w:val="yellow"/>
+                <w:cs/>
+                <w:lang w:bidi="ta-IN"/>
+              </w:rPr>
+              <w:t>ஸ்மை</w:t>
+            </w:r>
+            <w:r>
+              <w:rPr>
+                <w:rFonts w:ascii="BRH Tamil Tab Extra" w:hAnsi="BRH Tamil Tab Extra" w:cs="Latha"/>
+                <w:b/>
+                <w:sz w:val="32"/>
+                <w:szCs w:val="28"/>
+                <w:highlight w:val="yellow"/>
+                <w:lang w:bidi="ta-IN"/>
+              </w:rPr>
+              <w:t>…</w:t>
+            </w:r>
+            <w:r>
+              <w:rPr>
+                <w:rFonts w:ascii="Latha" w:hAnsi="Latha" w:cs="Latha"/>
+                <w:sz w:val="28"/>
+                <w:szCs w:val="28"/>
+                <w:highlight w:val="yellow"/>
+                <w:lang w:bidi="ta-IN"/>
+              </w:rPr>
+              <w:t xml:space="preserve"> </w:t>
+            </w:r>
+            <w:r>
+              <w:rPr>
+                <w:rFonts w:ascii="Latha" w:hAnsi="Latha" w:cs="Latha"/>
+                <w:sz w:val="28"/>
+                <w:szCs w:val="28"/>
+                <w:cs/>
+                <w:lang w:bidi="ta-IN"/>
+              </w:rPr>
+              <w:t>ப</w:t>
+            </w:r>
+            <w:r>
+              <w:rPr>
+                <w:rFonts w:ascii="BRH Tamil Tab Extra" w:hAnsi="BRH Tamil Tab Extra" w:cs="Latha"/>
+                <w:b/>
+                <w:sz w:val="32"/>
+                <w:szCs w:val="28"/>
+                <w:lang w:bidi="ta-IN"/>
+              </w:rPr>
+              <w:t>…</w:t>
+            </w:r>
+            <w:r>
+              <w:rPr>
+                <w:rFonts w:ascii="Latha" w:hAnsi="Latha" w:cs="Latha"/>
+                <w:sz w:val="28"/>
+                <w:szCs w:val="28"/>
+                <w:cs/>
+                <w:lang w:bidi="ta-IN"/>
+              </w:rPr>
+              <w:t>தா</w:t>
+            </w:r>
+            <w:r>
+              <w:rPr>
+                <w:rFonts w:ascii="Latha" w:hAnsi="Latha" w:cs="Latha"/>
+                <w:b/>
+                <w:bCs/>
+                <w:position w:val="-12"/>
+                <w:sz w:val="28"/>
+                <w:szCs w:val="28"/>
+                <w:cs/>
+                <w:lang w:bidi="ta-IN"/>
+              </w:rPr>
+              <w:t>3</w:t>
+            </w:r>
+            <w:r>
+              <w:rPr>
+                <w:rFonts w:ascii="Latha" w:hAnsi="Latha" w:cs="Latha"/>
+                <w:sz w:val="28"/>
+                <w:szCs w:val="28"/>
+                <w:cs/>
+                <w:lang w:bidi="ta-IN"/>
+              </w:rPr>
+              <w:t>த்</w:t>
+            </w:r>
+            <w:r>
+              <w:rPr>
+                <w:rFonts w:ascii="Latha" w:hAnsi="Latha" w:cs="Latha"/>
+                <w:sz w:val="28"/>
+                <w:szCs w:val="28"/>
+                <w:lang w:bidi="ta-IN"/>
+              </w:rPr>
+              <w:t xml:space="preserve"> |</w:t>
+            </w:r>
+          </w:p>
+        </w:tc>
+        <w:tc>
+          <w:tcPr>
+            <w:tcW w:w="5220" w:type="dxa"/>
+          </w:tcPr>
+          <w:p>
+            <w:pPr>
+              <w:widowControl w:val="0"/>
+              <w:autoSpaceDE w:val="0"/>
+              <w:autoSpaceDN w:val="0"/>
+              <w:adjustRightInd w:val="0"/>
+              <w:spacing w:before="0" w:line="240" w:lineRule="auto"/>
+              <w:rPr>
+                <w:rFonts w:ascii="Latha" w:hAnsi="Latha" w:cs="Latha"/>
+                <w:sz w:val="28"/>
+                <w:szCs w:val="28"/>
+                <w:lang w:bidi="ta-IN"/>
+              </w:rPr>
+            </w:pPr>
+            <w:r>
+              <w:rPr>
+                <w:rFonts w:ascii="Latha" w:hAnsi="Latha" w:cs="Latha"/>
+                <w:sz w:val="28"/>
+                <w:szCs w:val="28"/>
+                <w:cs/>
+                <w:lang w:bidi="ta-IN"/>
+              </w:rPr>
+              <w:t>ஏ</w:t>
+            </w:r>
+            <w:r>
+              <w:rPr>
+                <w:rFonts w:ascii="BRH Tamil Tab Extra" w:hAnsi="BRH Tamil Tab Extra" w:cs="Latha"/>
+                <w:b/>
+                <w:sz w:val="32"/>
+                <w:szCs w:val="28"/>
+                <w:lang w:bidi="ta-IN"/>
+              </w:rPr>
+              <w:t>…</w:t>
+            </w:r>
+            <w:r>
+              <w:rPr>
+                <w:rFonts w:ascii="Latha" w:hAnsi="Latha" w:cs="Latha"/>
+                <w:sz w:val="28"/>
+                <w:szCs w:val="28"/>
+                <w:cs/>
+                <w:lang w:bidi="ta-IN"/>
+              </w:rPr>
+              <w:t>வா</w:t>
+            </w:r>
+            <w:r>
+              <w:rPr>
+                <w:rFonts w:ascii="Latha" w:hAnsi="Latha" w:cs="Latha"/>
+                <w:sz w:val="28"/>
+                <w:szCs w:val="28"/>
+                <w:highlight w:val="green"/>
+                <w:cs/>
+                <w:lang w:bidi="ta-IN"/>
+              </w:rPr>
+              <w:t>ஸ்</w:t>
+            </w:r>
+            <w:r>
+              <w:rPr>
+                <w:rFonts w:ascii="Latha" w:hAnsi="Latha" w:cs="Latha" w:hint="cs"/>
+                <w:sz w:val="28"/>
+                <w:szCs w:val="28"/>
+                <w:highlight w:val="green"/>
+                <w:cs/>
+                <w:lang w:bidi="ta-IN"/>
+              </w:rPr>
+              <w:t>யை</w:t>
+            </w:r>
+            <w:r>
+              <w:rPr>
+                <w:rFonts w:ascii="BRH Tamil Tab Extra" w:hAnsi="BRH Tamil Tab Extra" w:cs="Latha"/>
+                <w:b/>
+                <w:sz w:val="36"/>
+                <w:szCs w:val="28"/>
+                <w:highlight w:val="green"/>
+                <w:lang w:bidi="ta-IN"/>
+              </w:rPr>
+              <w:t>‡</w:t>
+            </w:r>
+            <w:r>
+              <w:rPr>
+                <w:rFonts w:ascii="Latha" w:hAnsi="Latha" w:cs="Latha"/>
+                <w:sz w:val="28"/>
+                <w:szCs w:val="28"/>
+                <w:lang w:bidi="ta-IN"/>
+              </w:rPr>
+              <w:t xml:space="preserve"> |</w:t>
+            </w:r>
+          </w:p>
+          <w:p>
+            <w:pPr>
+              <w:widowControl w:val="0"/>
+              <w:autoSpaceDE w:val="0"/>
+              <w:autoSpaceDN w:val="0"/>
+              <w:adjustRightInd w:val="0"/>
+              <w:spacing w:before="0" w:line="240" w:lineRule="auto"/>
+              <w:rPr>
+                <w:rFonts w:ascii="Latha" w:hAnsi="Latha" w:cs="Latha"/>
+                <w:sz w:val="28"/>
+                <w:szCs w:val="28"/>
+                <w:cs/>
+                <w:lang w:bidi="ta-IN"/>
+              </w:rPr>
+            </w:pPr>
+            <w:r>
+              <w:rPr>
+                <w:rFonts w:ascii="Latha" w:hAnsi="Latha" w:cs="Latha"/>
+                <w:sz w:val="28"/>
+                <w:szCs w:val="28"/>
+                <w:cs/>
+                <w:lang w:bidi="ta-IN"/>
+              </w:rPr>
+              <w:t>அ</w:t>
+            </w:r>
+            <w:r>
+              <w:rPr>
+                <w:rFonts w:ascii="BRH Tamil Tab Extra" w:hAnsi="BRH Tamil Tab Extra" w:cs="Latha"/>
+                <w:b/>
+                <w:sz w:val="32"/>
+                <w:szCs w:val="28"/>
+              </w:rPr>
+              <w:t>…</w:t>
+            </w:r>
+            <w:r>
+              <w:rPr>
+                <w:rFonts w:ascii="Latha" w:hAnsi="Latha" w:cs="Latha"/>
+                <w:sz w:val="28"/>
+                <w:szCs w:val="28"/>
+                <w:highlight w:val="green"/>
+                <w:cs/>
+                <w:lang w:bidi="ta-IN"/>
+              </w:rPr>
+              <w:t>ஸ்யை</w:t>
+            </w:r>
+            <w:r>
+              <w:rPr>
+                <w:rFonts w:ascii="BRH Tamil Tab Extra" w:hAnsi="BRH Tamil Tab Extra" w:cs="Latha"/>
+                <w:b/>
+                <w:sz w:val="32"/>
+                <w:szCs w:val="28"/>
+              </w:rPr>
+              <w:t>…</w:t>
+            </w:r>
+            <w:r>
+              <w:rPr>
+                <w:rFonts w:ascii="BRH Tamil Tab Extra" w:hAnsi="BRH Tamil Tab Extra" w:cs="Latha"/>
+                <w:b/>
+                <w:sz w:val="32"/>
+                <w:szCs w:val="28"/>
+              </w:rPr>
+              <w:t xml:space="preserve"> </w:t>
+            </w:r>
+            <w:r>
+              <w:rPr>
+                <w:rFonts w:ascii="Latha" w:hAnsi="Latha" w:cs="Latha"/>
+                <w:sz w:val="28"/>
+                <w:szCs w:val="28"/>
+                <w:cs/>
+                <w:lang w:bidi="ta-IN"/>
+              </w:rPr>
+              <w:t>ப</w:t>
+            </w:r>
+            <w:r>
+              <w:rPr>
+                <w:rFonts w:ascii="BRH Tamil Tab Extra" w:hAnsi="BRH Tamil Tab Extra" w:cs="Latha"/>
+                <w:b/>
+                <w:sz w:val="32"/>
+                <w:szCs w:val="28"/>
+                <w:lang w:bidi="ta-IN"/>
+              </w:rPr>
+              <w:t>…</w:t>
+            </w:r>
+            <w:r>
+              <w:rPr>
+                <w:rFonts w:ascii="Latha" w:hAnsi="Latha" w:cs="Latha"/>
+                <w:sz w:val="28"/>
+                <w:szCs w:val="28"/>
+                <w:cs/>
+                <w:lang w:bidi="ta-IN"/>
+              </w:rPr>
+              <w:t>தா</w:t>
+            </w:r>
+            <w:r>
+              <w:rPr>
+                <w:rFonts w:ascii="Latha" w:hAnsi="Latha" w:cs="Latha"/>
+                <w:b/>
+                <w:bCs/>
+                <w:position w:val="-12"/>
+                <w:sz w:val="28"/>
+                <w:szCs w:val="28"/>
+                <w:cs/>
+                <w:lang w:bidi="ta-IN"/>
+              </w:rPr>
+              <w:t>3</w:t>
+            </w:r>
+            <w:r>
+              <w:rPr>
+                <w:rFonts w:ascii="Latha" w:hAnsi="Latha" w:cs="Latha"/>
+                <w:sz w:val="28"/>
+                <w:szCs w:val="28"/>
+                <w:cs/>
+                <w:lang w:bidi="ta-IN"/>
+              </w:rPr>
+              <w:t>த்</w:t>
+            </w:r>
+            <w:r>
+              <w:rPr>
+                <w:rFonts w:ascii="Latha" w:hAnsi="Latha" w:cs="Latha"/>
+                <w:sz w:val="28"/>
+                <w:szCs w:val="28"/>
+                <w:lang w:bidi="ta-IN"/>
+              </w:rPr>
+              <w:t xml:space="preserve"> |</w:t>
+            </w:r>
+          </w:p>
+        </w:tc>
+      </w:tr>
     </w:tbl>
+    <w:p>
+      <w:pPr>
+        <w:jc w:val="center"/>
+        <w:rPr>
+          <w:b/>
+          <w:bCs/>
+          <w:sz w:val="32"/>
+          <w:szCs w:val="32"/>
+          <w:u w:val="single"/>
+          <w:lang w:val="it-IT"/>
+        </w:rPr>
+      </w:pPr>
+    </w:p>
     <w:p>
       <w:pPr>
         <w:jc w:val="center"/>
@@ -2912,7 +4037,6 @@
           <w:b/>
           <w:szCs w:val="24"/>
         </w:rPr>
-        <w:lastRenderedPageBreak/>
         <w:t>(ignore those which are already incorporated in your book’s version and date)</w:t>
       </w:r>
     </w:p>
@@ -3384,6 +4508,7 @@
                 <w:sz w:val="32"/>
                 <w:szCs w:val="32"/>
               </w:rPr>
+              <w:lastRenderedPageBreak/>
               <w:t>Section, Paragraph</w:t>
             </w:r>
           </w:p>
@@ -4449,7 +5574,6 @@
                 <w:sz w:val="28"/>
                 <w:szCs w:val="32"/>
               </w:rPr>
-              <w:lastRenderedPageBreak/>
               <w:t>T.S.6.1.2.2 – Kramam</w:t>
             </w:r>
           </w:p>
@@ -6447,6 +7571,7 @@
                 <w:sz w:val="28"/>
                 <w:szCs w:val="32"/>
               </w:rPr>
+              <w:lastRenderedPageBreak/>
               <w:t>T.S.6.1.8.4 – Kramam</w:t>
             </w:r>
           </w:p>
@@ -8272,7 +9397,6 @@
                 <w:sz w:val="28"/>
                 <w:szCs w:val="32"/>
               </w:rPr>
-              <w:lastRenderedPageBreak/>
               <w:t>T.S.6.1.9.5 – Kramam</w:t>
             </w:r>
           </w:p>
@@ -9458,6 +10582,7 @@
           <w:szCs w:val="32"/>
           <w:u w:val="single"/>
         </w:rPr>
+        <w:lastRenderedPageBreak/>
         <w:t xml:space="preserve">TS </w:t>
       </w:r>
       <w:r>
@@ -10670,7 +11795,7 @@
   <w:style w:type="paragraph" w:default="1" w:styleId="Normal">
     <w:name w:val="Normal"/>
     <w:qFormat/>
-    <w:rsid w:val="00076C05"/>
+    <w:rsid w:val="0004184E"/>
     <w:pPr>
       <w:spacing w:before="120" w:line="276" w:lineRule="auto"/>
     </w:pPr>
